--- a/output_receita_federal/instrucao_normativa_srf/documents/in_srf_599_20051228.docx
+++ b/output_receita_federal/instrucao_normativa_srf/documents/in_srf_599_20051228.docx
@@ -137,7 +137,28 @@
     </w:p>
     <w:p>
       <w:r>
-        <w:t>II - à venda ou aquisição de imóvel residencial em construção ou na planta.</w:t>
+        <w:t>II - à venda ou aquisição de imóvel residencial em construção ou na planta; e</w:t>
+      </w:r>
+    </w:p>
+    <w:p>
+      <w:r>
+        <w:rPr>
+          <w:i/>
+        </w:rPr>
+        <w:t>[Redação dada pelo(a) Instrução Normativa RFB nº 2070, de 16 de março de 2022]</w:t>
+      </w:r>
+    </w:p>
+    <w:p>
+      <w:r>
+        <w:t>III - à hipótese de venda de imóvel residencial com o objetivo de quitar, total ou parcialmente, débito remanescente de aquisição a prazo ou à prestação de imóvel residencial já possuído pelo alienante.</w:t>
+      </w:r>
+    </w:p>
+    <w:p>
+      <w:r>
+        <w:rPr>
+          <w:i/>
+        </w:rPr>
+        <w:t>[Incluído(a) pelo(a) Instrução Normativa RFB nº 2070, de 16 de março de 2022]</w:t>
       </w:r>
     </w:p>
     <w:p>
@@ -147,7 +168,15 @@
     </w:p>
     <w:p>
       <w:r>
-        <w:t>I - à hipótese de venda de imóvel residencial com o objetivo de quitar, total ou parcialmente, débito remanescente de aquisição a prazo ou à prestação de imóvel residencial já possuído pelo alienante;</w:t>
+        <w:t>I -</w:t>
+      </w:r>
+    </w:p>
+    <w:p>
+      <w:r>
+        <w:rPr>
+          <w:i/>
+        </w:rPr>
+        <w:t>[Revogado(a) pelo(a) Instrução Normativa RFB nº 2070, de 16 de março de 2022]</w:t>
       </w:r>
     </w:p>
     <w:p>
